--- a/Siren Writeup Draft.docx
+++ b/Siren Writeup Draft.docx
@@ -56,25 +56,14 @@
           <w:szCs w:val="26"/>
         </w:rPr>
       </w:pPr>
-      <w:proofErr w:type="gramStart"/>
-      <w:r>
-        <w:rPr>
-          <w:rFonts w:ascii="AppleSystemUIFont" w:hAnsi="AppleSystemUIFont" w:cs="AppleSystemUIFont"/>
-          <w:kern w:val="0"/>
-          <w:sz w:val="26"/>
-          <w:szCs w:val="26"/>
-        </w:rPr>
-        <w:t>In light of</w:t>
-      </w:r>
-      <w:proofErr w:type="gramEnd"/>
-      <w:r>
-        <w:rPr>
-          <w:rFonts w:ascii="AppleSystemUIFont" w:hAnsi="AppleSystemUIFont" w:cs="AppleSystemUIFont"/>
-          <w:kern w:val="0"/>
-          <w:sz w:val="26"/>
-          <w:szCs w:val="26"/>
-        </w:rPr>
-        <w:t xml:space="preserve"> CM Brewer's and CM Louis's bill (Int 0082-2026) to conduct a study to determine the places and times where siren noise is most common in NYC, the Data Team has analyzed the limited data that already exists on this subject. </w:t>
+      <w:r>
+        <w:rPr>
+          <w:rFonts w:ascii="AppleSystemUIFont" w:hAnsi="AppleSystemUIFont" w:cs="AppleSystemUIFont"/>
+          <w:kern w:val="0"/>
+          <w:sz w:val="26"/>
+          <w:szCs w:val="26"/>
+        </w:rPr>
+        <w:t xml:space="preserve">In light of CM Brewer's and CM Louis's bill (Int 0082-2026) to conduct a study to determine the places and times where siren noise is most common in NYC, the Data Team has analyzed the limited data that already exists on this subject. </w:t>
       </w:r>
     </w:p>
     <w:p>
@@ -152,16 +141,7 @@
           <w:sz w:val="26"/>
           <w:szCs w:val="26"/>
         </w:rPr>
-        <w:t xml:space="preserve">The </w:t>
-      </w:r>
-      <w:r>
-        <w:rPr>
-          <w:rFonts w:ascii="AppleSystemUIFont" w:hAnsi="AppleSystemUIFont" w:cs="AppleSystemUIFont"/>
-          <w:kern w:val="0"/>
-          <w:sz w:val="26"/>
-          <w:szCs w:val="26"/>
-        </w:rPr>
-        <w:t>Data Team’s analysis of Sounds of NYC (SONYC) siren data and siren-comparable 311 complaints came to the following conclusions regarding street noise in 2016-2019:</w:t>
+        <w:t>The Data Team’s analysis of Sounds of NYC (SONYC) siren data and siren-comparable 311 complaints came to the following conclusions regarding street noise in 2016-2019:</w:t>
       </w:r>
     </w:p>
     <w:p>
@@ -200,17 +180,15 @@
         </w:rPr>
         <w:t xml:space="preserve"> </w:t>
       </w:r>
-      <w:proofErr w:type="gramStart"/>
-      <w:r>
-        <w:rPr>
-          <w:rFonts w:ascii="AppleSystemUIFont" w:hAnsi="AppleSystemUIFont" w:cs="AppleSystemUIFont"/>
-          <w:kern w:val="0"/>
-          <w:sz w:val="26"/>
-          <w:szCs w:val="26"/>
-        </w:rPr>
-        <w:t>were</w:t>
-      </w:r>
-      <w:proofErr w:type="gramEnd"/>
+      <w:r>
+        <w:rPr>
+          <w:rFonts w:ascii="AppleSystemUIFont" w:hAnsi="AppleSystemUIFont" w:cs="AppleSystemUIFont"/>
+          <w:kern w:val="0"/>
+          <w:sz w:val="26"/>
+          <w:szCs w:val="26"/>
+        </w:rPr>
+        <w:t>was</w:t>
+      </w:r>
       <w:r>
         <w:rPr>
           <w:rFonts w:ascii="AppleSystemUIFont" w:hAnsi="AppleSystemUIFont" w:cs="AppleSystemUIFont"/>
@@ -401,27 +379,7 @@
           <w:sz w:val="26"/>
           <w:szCs w:val="26"/>
         </w:rPr>
-        <w:t xml:space="preserve">about construction and vehicle noise in affluent and highly trafficked parts of Manhattan, though alarms and car horns were the subject of many more complaints in Hillcrest and </w:t>
-      </w:r>
-      <w:proofErr w:type="spellStart"/>
-      <w:r>
-        <w:rPr>
-          <w:rFonts w:ascii="AppleSystemUIFont" w:hAnsi="AppleSystemUIFont" w:cs="AppleSystemUIFont"/>
-          <w:kern w:val="0"/>
-          <w:sz w:val="26"/>
-          <w:szCs w:val="26"/>
-        </w:rPr>
-        <w:t>Pomonok</w:t>
-      </w:r>
-      <w:proofErr w:type="spellEnd"/>
-      <w:r>
-        <w:rPr>
-          <w:rFonts w:ascii="AppleSystemUIFont" w:hAnsi="AppleSystemUIFont" w:cs="AppleSystemUIFont"/>
-          <w:kern w:val="0"/>
-          <w:sz w:val="26"/>
-          <w:szCs w:val="26"/>
-        </w:rPr>
-        <w:t xml:space="preserve">, Queens. </w:t>
+        <w:t xml:space="preserve">about construction and vehicle noise in affluent and highly trafficked parts of Manhattan, though alarms and car horns were the subject of many more complaints in Hillcrest and Pomonok, Queens. </w:t>
       </w:r>
     </w:p>
     <w:p>
@@ -458,16 +416,7 @@
           <w:sz w:val="26"/>
           <w:szCs w:val="26"/>
         </w:rPr>
-        <w:t>We also advocate for m</w:t>
-      </w:r>
-      <w:r>
-        <w:rPr>
-          <w:rFonts w:ascii="AppleSystemUIFont" w:hAnsi="AppleSystemUIFont" w:cs="AppleSystemUIFont"/>
-          <w:kern w:val="0"/>
-          <w:sz w:val="26"/>
-          <w:szCs w:val="26"/>
-        </w:rPr>
-        <w:t xml:space="preserve">ore complete and </w:t>
+        <w:t xml:space="preserve">We also advocate for more complete and </w:t>
       </w:r>
       <w:r>
         <w:rPr>
@@ -485,25 +434,7 @@
           <w:sz w:val="26"/>
           <w:szCs w:val="26"/>
         </w:rPr>
-        <w:t xml:space="preserve"> data to </w:t>
-      </w:r>
-      <w:r>
-        <w:rPr>
-          <w:rFonts w:ascii="AppleSystemUIFont" w:hAnsi="AppleSystemUIFont" w:cs="AppleSystemUIFont"/>
-          <w:kern w:val="0"/>
-          <w:sz w:val="26"/>
-          <w:szCs w:val="26"/>
-        </w:rPr>
-        <w:t xml:space="preserve">better </w:t>
-      </w:r>
-      <w:r>
-        <w:rPr>
-          <w:rFonts w:ascii="AppleSystemUIFont" w:hAnsi="AppleSystemUIFont" w:cs="AppleSystemUIFont"/>
-          <w:kern w:val="0"/>
-          <w:sz w:val="26"/>
-          <w:szCs w:val="26"/>
-        </w:rPr>
-        <w:t>target siren sounds</w:t>
+        <w:t xml:space="preserve"> data to better target siren sounds</w:t>
       </w:r>
       <w:r>
         <w:rPr>
@@ -626,61 +557,7 @@
           <w:sz w:val="26"/>
           <w:szCs w:val="26"/>
         </w:rPr>
-        <w:t xml:space="preserve">Although there is currently no formal study of siren noise in NYC, the NYC Noise mobile app launched by DEP in the fall of 2025 could be a valuable resource in the future. The app allows users to record and classify sound data (including sirens) to better understand citywide noise patterns. Its data is not </w:t>
-      </w:r>
-      <w:r>
-        <w:rPr>
-          <w:rFonts w:ascii="AppleSystemUIFont" w:hAnsi="AppleSystemUIFont" w:cs="AppleSystemUIFont"/>
-          <w:kern w:val="0"/>
-          <w:sz w:val="26"/>
-          <w:szCs w:val="26"/>
-        </w:rPr>
-        <w:t xml:space="preserve">yet </w:t>
-      </w:r>
-      <w:r>
-        <w:rPr>
-          <w:rFonts w:ascii="AppleSystemUIFont" w:hAnsi="AppleSystemUIFont" w:cs="AppleSystemUIFont"/>
-          <w:kern w:val="0"/>
-          <w:sz w:val="26"/>
-          <w:szCs w:val="26"/>
-        </w:rPr>
-        <w:t xml:space="preserve">available, </w:t>
-      </w:r>
-      <w:r>
-        <w:rPr>
-          <w:rFonts w:ascii="AppleSystemUIFont" w:hAnsi="AppleSystemUIFont" w:cs="AppleSystemUIFont"/>
-          <w:kern w:val="0"/>
-          <w:sz w:val="26"/>
-          <w:szCs w:val="26"/>
-        </w:rPr>
-        <w:t xml:space="preserve">but </w:t>
-      </w:r>
-      <w:r>
-        <w:rPr>
-          <w:rFonts w:ascii="AppleSystemUIFont" w:hAnsi="AppleSystemUIFont" w:cs="AppleSystemUIFont"/>
-          <w:kern w:val="0"/>
-          <w:sz w:val="26"/>
-          <w:szCs w:val="26"/>
-        </w:rPr>
-        <w:t>it will</w:t>
-      </w:r>
-      <w:r>
-        <w:rPr>
-          <w:rFonts w:ascii="AppleSystemUIFont" w:hAnsi="AppleSystemUIFont" w:cs="AppleSystemUIFont"/>
-          <w:kern w:val="0"/>
-          <w:sz w:val="26"/>
-          <w:szCs w:val="26"/>
-        </w:rPr>
-        <w:t xml:space="preserve"> eventually</w:t>
-      </w:r>
-      <w:r>
-        <w:rPr>
-          <w:rFonts w:ascii="AppleSystemUIFont" w:hAnsi="AppleSystemUIFont" w:cs="AppleSystemUIFont"/>
-          <w:kern w:val="0"/>
-          <w:sz w:val="26"/>
-          <w:szCs w:val="26"/>
-        </w:rPr>
-        <w:t xml:space="preserve"> be well-suited for examining the frequency of siren sounds across the city.</w:t>
+        <w:t>Although there is currently no formal study of siren noise in NYC, the NYC Noise mobile app launched by DEP in the fall of 2025 could be a valuable resource in the future. The app allows users to record and classify sound data (including sirens) to better understand citywide noise patterns. Its data is not yet available, but it will eventually be well-suited for examining the frequency of siren sounds across the city.</w:t>
       </w:r>
     </w:p>
     <w:p>
@@ -717,25 +594,7 @@
           <w:sz w:val="26"/>
           <w:szCs w:val="26"/>
         </w:rPr>
-        <w:t>We found that the best information that's currently available comes from the Sounds of NYC (SONYC) study conducted</w:t>
-      </w:r>
-      <w:r>
-        <w:rPr>
-          <w:rFonts w:ascii="AppleSystemUIFont" w:hAnsi="AppleSystemUIFont" w:cs="AppleSystemUIFont"/>
-          <w:kern w:val="0"/>
-          <w:sz w:val="26"/>
-          <w:szCs w:val="26"/>
-        </w:rPr>
-        <w:t xml:space="preserve"> by NYU and Ohio State University</w:t>
-      </w:r>
-      <w:r>
-        <w:rPr>
-          <w:rFonts w:ascii="AppleSystemUIFont" w:hAnsi="AppleSystemUIFont" w:cs="AppleSystemUIFont"/>
-          <w:kern w:val="0"/>
-          <w:sz w:val="26"/>
-          <w:szCs w:val="26"/>
-        </w:rPr>
-        <w:t xml:space="preserve"> between </w:t>
+        <w:t xml:space="preserve">We found that the best information that's currently available comes from the Sounds of NYC (SONYC) study conducted by NYU and Ohio State University between </w:t>
       </w:r>
       <w:r>
         <w:rPr>
@@ -765,25 +624,14 @@
         </w:rPr>
         <w:t xml:space="preserve">, </w:t>
       </w:r>
-      <w:proofErr w:type="gramStart"/>
-      <w:r>
-        <w:rPr>
-          <w:rFonts w:ascii="AppleSystemUIFont" w:hAnsi="AppleSystemUIFont" w:cs="AppleSystemUIFont"/>
-          <w:kern w:val="0"/>
-          <w:sz w:val="26"/>
-          <w:szCs w:val="26"/>
-        </w:rPr>
-        <w:t>2016</w:t>
-      </w:r>
-      <w:proofErr w:type="gramEnd"/>
-      <w:r>
-        <w:rPr>
-          <w:rFonts w:ascii="AppleSystemUIFont" w:hAnsi="AppleSystemUIFont" w:cs="AppleSystemUIFont"/>
-          <w:kern w:val="0"/>
-          <w:sz w:val="26"/>
-          <w:szCs w:val="26"/>
-        </w:rPr>
-        <w:t xml:space="preserve"> and </w:t>
+      <w:r>
+        <w:rPr>
+          <w:rFonts w:ascii="AppleSystemUIFont" w:hAnsi="AppleSystemUIFont" w:cs="AppleSystemUIFont"/>
+          <w:kern w:val="0"/>
+          <w:sz w:val="26"/>
+          <w:szCs w:val="26"/>
+        </w:rPr>
+        <w:t xml:space="preserve">2016 and </w:t>
       </w:r>
       <w:r>
         <w:rPr>
@@ -903,52 +751,16 @@
           <w:sz w:val="26"/>
           <w:szCs w:val="26"/>
         </w:rPr>
-        <w:t xml:space="preserve">. </w:t>
-      </w:r>
-      <w:r>
-        <w:rPr>
-          <w:rFonts w:ascii="AppleSystemUIFont" w:hAnsi="AppleSystemUIFont" w:cs="AppleSystemUIFont"/>
-          <w:kern w:val="0"/>
-          <w:sz w:val="26"/>
-          <w:szCs w:val="26"/>
-        </w:rPr>
-        <w:t>By studying the location and timing of</w:t>
-      </w:r>
-      <w:r>
-        <w:rPr>
-          <w:rFonts w:ascii="AppleSystemUIFont" w:hAnsi="AppleSystemUIFont" w:cs="AppleSystemUIFont"/>
-          <w:kern w:val="0"/>
-          <w:sz w:val="26"/>
-          <w:szCs w:val="26"/>
-        </w:rPr>
-        <w:t xml:space="preserve"> these types of complaints, </w:t>
-      </w:r>
-      <w:r>
-        <w:rPr>
-          <w:rFonts w:ascii="AppleSystemUIFont" w:hAnsi="AppleSystemUIFont" w:cs="AppleSystemUIFont"/>
-          <w:kern w:val="0"/>
-          <w:sz w:val="26"/>
-          <w:szCs w:val="26"/>
-        </w:rPr>
-        <w:t xml:space="preserve">we </w:t>
-      </w:r>
-      <w:r>
-        <w:rPr>
-          <w:rFonts w:ascii="AppleSystemUIFont" w:hAnsi="AppleSystemUIFont" w:cs="AppleSystemUIFont"/>
-          <w:kern w:val="0"/>
-          <w:sz w:val="26"/>
-          <w:szCs w:val="26"/>
-        </w:rPr>
-        <w:t>reached</w:t>
-      </w:r>
-      <w:r>
-        <w:rPr>
-          <w:rFonts w:ascii="AppleSystemUIFont" w:hAnsi="AppleSystemUIFont" w:cs="AppleSystemUIFont"/>
-          <w:kern w:val="0"/>
-          <w:sz w:val="26"/>
-          <w:szCs w:val="26"/>
-        </w:rPr>
-        <w:t xml:space="preserve"> a broader understanding of NYC's loudest streets from 2016 to 2019.</w:t>
+        <w:t xml:space="preserve">. By studying the location and timing of these types of complaints, </w:t>
+      </w:r>
+      <w:r>
+        <w:rPr>
+          <w:rFonts w:ascii="AppleSystemUIFont" w:hAnsi="AppleSystemUIFont" w:cs="AppleSystemUIFont"/>
+          <w:kern w:val="0"/>
+          <w:sz w:val="26"/>
+          <w:szCs w:val="26"/>
+        </w:rPr>
+        <w:t>we reached a broader understanding of NYC's loudest streets from 2016 to 2019.</w:t>
       </w:r>
     </w:p>
     <w:p>
@@ -1022,25 +834,7 @@
           <w:sz w:val="26"/>
           <w:szCs w:val="26"/>
         </w:rPr>
-        <w:t xml:space="preserve">SONYC - </w:t>
-      </w:r>
-      <w:r>
-        <w:rPr>
-          <w:rFonts w:ascii="AppleSystemUIFont" w:hAnsi="AppleSystemUIFont" w:cs="AppleSystemUIFont"/>
-          <w:kern w:val="0"/>
-          <w:sz w:val="26"/>
-          <w:szCs w:val="26"/>
-        </w:rPr>
-        <w:t xml:space="preserve">When analyzing the SONYC data, we </w:t>
-      </w:r>
-      <w:r>
-        <w:rPr>
-          <w:rFonts w:ascii="AppleSystemUIFont" w:hAnsi="AppleSystemUIFont" w:cs="AppleSystemUIFont"/>
-          <w:kern w:val="0"/>
-          <w:sz w:val="26"/>
-          <w:szCs w:val="26"/>
-        </w:rPr>
-        <w:t xml:space="preserve">checked weekly, monthly, and yearly trends in the number of sirens heard by the sensors throughout the city. Timeseries analysis </w:t>
+        <w:t xml:space="preserve">SONYC - When analyzing the SONYC data, we checked weekly, monthly, and yearly trends in the number of sirens heard by the sensors throughout the city. Timeseries analysis </w:t>
       </w:r>
       <w:r>
         <w:rPr>
@@ -1117,6 +911,7 @@
       <w:r>
         <w:rPr>
           <w:rFonts w:ascii="AppleSystemUIFont" w:hAnsi="AppleSystemUIFont" w:cs="AppleSystemUIFont"/>
+          <w:noProof/>
           <w:kern w:val="0"/>
           <w:sz w:val="26"/>
           <w:szCs w:val="26"/>
@@ -1137,7 +932,7 @@
                     <pic:cNvPicPr/>
                   </pic:nvPicPr>
                   <pic:blipFill>
-                    <a:blip r:embed="rId5"/>
+                    <a:blip r:embed="rId8"/>
                     <a:stretch>
                       <a:fillRect/>
                     </a:stretch>
@@ -1187,7 +982,25 @@
           <w:sz w:val="26"/>
           <w:szCs w:val="26"/>
         </w:rPr>
-        <w:t>Our spatial findings are summarized in the map below. Each dot represents a sensor. The size of the dots corresponds to the number of sirens the sensor heard throughout the study period, with the most sirens being heard in the main Manhattan cluster. The shade of the dots corresponds to the percentage of sounds the sensor heard that were sirens</w:t>
+        <w:t xml:space="preserve">Our spatial findings are summarized in the map below. Each dot represents a sensor. The size of the dots corresponds to the number of sirens the sensor heard throughout the </w:t>
+      </w:r>
+      <w:r>
+        <w:rPr>
+          <w:rFonts w:ascii="AppleSystemUIFont" w:hAnsi="AppleSystemUIFont" w:cs="AppleSystemUIFont"/>
+          <w:kern w:val="0"/>
+          <w:sz w:val="26"/>
+          <w:szCs w:val="26"/>
+        </w:rPr>
+        <w:t xml:space="preserve">SONYC </w:t>
+      </w:r>
+      <w:r>
+        <w:rPr>
+          <w:rFonts w:ascii="AppleSystemUIFont" w:hAnsi="AppleSystemUIFont" w:cs="AppleSystemUIFont"/>
+          <w:kern w:val="0"/>
+          <w:sz w:val="26"/>
+          <w:szCs w:val="26"/>
+        </w:rPr>
+        <w:t>study period, with the most sirens being heard in the main Manhattan cluster. The shade of the dots corresponds to the percentage of sounds the sensor heard that were sirens</w:t>
       </w:r>
       <w:r>
         <w:rPr>
@@ -1214,43 +1027,45 @@
           <w:sz w:val="26"/>
           <w:szCs w:val="26"/>
         </w:rPr>
-        <w:t xml:space="preserve"> represent a statistically significant hotspot of higher siren rates.</w:t>
-      </w:r>
-      <w:r>
-        <w:rPr>
-          <w:rFonts w:ascii="AppleSystemUIFont" w:hAnsi="AppleSystemUIFont" w:cs="AppleSystemUIFont"/>
-          <w:kern w:val="0"/>
-          <w:sz w:val="26"/>
-          <w:szCs w:val="26"/>
-        </w:rPr>
-        <w:t xml:space="preserve"> </w:t>
-      </w:r>
-      <w:r>
-        <w:rPr>
-          <w:rFonts w:ascii="AppleSystemUIFont" w:hAnsi="AppleSystemUIFont" w:cs="AppleSystemUIFont"/>
-          <w:kern w:val="0"/>
-          <w:sz w:val="26"/>
-          <w:szCs w:val="26"/>
-        </w:rPr>
-        <w:t xml:space="preserve">This was determined by the Gi* statistic, which identifies </w:t>
-      </w:r>
-      <w:r>
-        <w:rPr>
-          <w:rFonts w:ascii="AppleSystemUIFont" w:hAnsi="AppleSystemUIFont" w:cs="AppleSystemUIFont"/>
-          <w:kern w:val="0"/>
-          <w:sz w:val="26"/>
-          <w:szCs w:val="26"/>
-        </w:rPr>
-        <w:t>clusters of high values across a geographic area.</w:t>
-      </w:r>
-      <w:r>
-        <w:rPr>
-          <w:rFonts w:ascii="AppleSystemUIFont" w:hAnsi="AppleSystemUIFont" w:cs="AppleSystemUIFont"/>
-          <w:kern w:val="0"/>
-          <w:sz w:val="26"/>
-          <w:szCs w:val="26"/>
-        </w:rPr>
-        <w:t xml:space="preserve"> The data show that although the most sirens were heard in Greenwich Village and Union Square, sirens were </w:t>
+        <w:t xml:space="preserve"> represent a statistically significant hotspot of higher siren rates</w:t>
+      </w:r>
+      <w:r>
+        <w:rPr>
+          <w:rStyle w:val="FootnoteReference"/>
+          <w:rFonts w:ascii="AppleSystemUIFont" w:hAnsi="AppleSystemUIFont" w:cs="AppleSystemUIFont"/>
+          <w:kern w:val="0"/>
+          <w:sz w:val="26"/>
+          <w:szCs w:val="26"/>
+        </w:rPr>
+        <w:footnoteReference w:id="1"/>
+      </w:r>
+      <w:r>
+        <w:rPr>
+          <w:rFonts w:ascii="AppleSystemUIFont" w:hAnsi="AppleSystemUIFont" w:cs="AppleSystemUIFont"/>
+          <w:kern w:val="0"/>
+          <w:sz w:val="26"/>
+          <w:szCs w:val="26"/>
+        </w:rPr>
+        <w:t>.</w:t>
+      </w:r>
+      <w:r>
+        <w:rPr>
+          <w:rFonts w:ascii="AppleSystemUIFont" w:hAnsi="AppleSystemUIFont" w:cs="AppleSystemUIFont"/>
+          <w:kern w:val="0"/>
+          <w:sz w:val="26"/>
+          <w:szCs w:val="26"/>
+        </w:rPr>
+        <w:t xml:space="preserve"> The data show that although the most sirens </w:t>
+      </w:r>
+      <w:r>
+        <w:rPr>
+          <w:rFonts w:ascii="AppleSystemUIFont" w:hAnsi="AppleSystemUIFont" w:cs="AppleSystemUIFont"/>
+          <w:kern w:val="0"/>
+          <w:sz w:val="26"/>
+          <w:szCs w:val="26"/>
+        </w:rPr>
+        <w:lastRenderedPageBreak/>
+        <w:t xml:space="preserve">were heard in Greenwich Village and Union Square, sirens were </w:t>
       </w:r>
       <w:r>
         <w:rPr>
@@ -1287,11 +1102,11 @@
       <w:r>
         <w:rPr>
           <w:rFonts w:ascii="AppleSystemUIFont" w:hAnsi="AppleSystemUIFont" w:cs="AppleSystemUIFont"/>
-          <w:kern w:val="0"/>
-          <w:sz w:val="26"/>
-          <w:szCs w:val="26"/>
-        </w:rPr>
-        <w:lastRenderedPageBreak/>
+          <w:noProof/>
+          <w:kern w:val="0"/>
+          <w:sz w:val="26"/>
+          <w:szCs w:val="26"/>
+        </w:rPr>
         <w:drawing>
           <wp:inline distT="0" distB="0" distL="0" distR="0" wp14:anchorId="04FA33B9" wp14:editId="209F1D48">
             <wp:extent cx="4015617" cy="3015575"/>
@@ -1308,7 +1123,7 @@
                     <pic:cNvPicPr/>
                   </pic:nvPicPr>
                   <pic:blipFill>
-                    <a:blip r:embed="rId6"/>
+                    <a:blip r:embed="rId9"/>
                     <a:stretch>
                       <a:fillRect/>
                     </a:stretch>
@@ -1372,43 +1187,16 @@
           <w:sz w:val="26"/>
           <w:szCs w:val="26"/>
         </w:rPr>
-        <w:t>311 Data – We performed the same timeseries analysis w</w:t>
-      </w:r>
-      <w:r>
-        <w:rPr>
-          <w:rFonts w:ascii="AppleSystemUIFont" w:hAnsi="AppleSystemUIFont" w:cs="AppleSystemUIFont"/>
-          <w:kern w:val="0"/>
-          <w:sz w:val="26"/>
-          <w:szCs w:val="26"/>
-        </w:rPr>
-        <w:t>hen analyzing</w:t>
-      </w:r>
-      <w:r>
-        <w:rPr>
-          <w:rFonts w:ascii="AppleSystemUIFont" w:hAnsi="AppleSystemUIFont" w:cs="AppleSystemUIFont"/>
-          <w:kern w:val="0"/>
-          <w:sz w:val="26"/>
-          <w:szCs w:val="26"/>
-        </w:rPr>
-        <w:t xml:space="preserve"> 311</w:t>
-      </w:r>
-      <w:r>
-        <w:rPr>
-          <w:rFonts w:ascii="AppleSystemUIFont" w:hAnsi="AppleSystemUIFont" w:cs="AppleSystemUIFont"/>
-          <w:kern w:val="0"/>
-          <w:sz w:val="26"/>
-          <w:szCs w:val="26"/>
-        </w:rPr>
-        <w:t xml:space="preserve"> </w:t>
-      </w:r>
-      <w:r>
-        <w:rPr>
-          <w:rFonts w:ascii="AppleSystemUIFont" w:hAnsi="AppleSystemUIFont" w:cs="AppleSystemUIFont"/>
-          <w:kern w:val="0"/>
-          <w:sz w:val="26"/>
-          <w:szCs w:val="26"/>
-        </w:rPr>
-        <w:t>complaints relating to noisy streets</w:t>
+        <w:t>311 Data – We performed the same timeseries analysis when analyzing 311 complaints relating to noisy streets</w:t>
+      </w:r>
+      <w:r>
+        <w:rPr>
+          <w:rFonts w:ascii="AppleSystemUIFont" w:hAnsi="AppleSystemUIFont" w:cs="AppleSystemUIFont"/>
+          <w:kern w:val="0"/>
+          <w:sz w:val="26"/>
+          <w:szCs w:val="26"/>
+        </w:rPr>
+        <w:t xml:space="preserve"> to supplement the SONYC data</w:t>
       </w:r>
       <w:r>
         <w:rPr>
@@ -1454,14 +1242,15 @@
       <w:r>
         <w:rPr>
           <w:rFonts w:ascii="AppleSystemUIFont" w:hAnsi="AppleSystemUIFont" w:cs="AppleSystemUIFont"/>
+          <w:noProof/>
           <w:kern w:val="0"/>
           <w:sz w:val="26"/>
           <w:szCs w:val="26"/>
         </w:rPr>
         <w:drawing>
-          <wp:inline distT="0" distB="0" distL="0" distR="0" wp14:anchorId="418056E2" wp14:editId="4635C8F2">
-            <wp:extent cx="4387174" cy="2798697"/>
-            <wp:effectExtent l="0" t="0" r="0" b="0"/>
+          <wp:inline distT="0" distB="0" distL="0" distR="0" wp14:anchorId="418056E2" wp14:editId="61CEE9CE">
+            <wp:extent cx="4015105" cy="2561344"/>
+            <wp:effectExtent l="0" t="0" r="0" b="4445"/>
             <wp:docPr id="1711034547" name="Picture 1"/>
             <wp:cNvGraphicFramePr>
               <a:graphicFrameLocks xmlns:a="http://schemas.openxmlformats.org/drawingml/2006/main" noChangeAspect="1"/>
@@ -1474,7 +1263,7 @@
                     <pic:cNvPicPr/>
                   </pic:nvPicPr>
                   <pic:blipFill>
-                    <a:blip r:embed="rId7"/>
+                    <a:blip r:embed="rId10"/>
                     <a:stretch>
                       <a:fillRect/>
                     </a:stretch>
@@ -1482,7 +1271,7 @@
                   <pic:spPr>
                     <a:xfrm>
                       <a:off x="0" y="0"/>
-                      <a:ext cx="4417457" cy="2818015"/>
+                      <a:ext cx="4064129" cy="2592618"/>
                     </a:xfrm>
                     <a:prstGeom prst="rect">
                       <a:avLst/>
@@ -1524,7 +1313,7 @@
           <w:sz w:val="26"/>
           <w:szCs w:val="26"/>
         </w:rPr>
-        <w:t xml:space="preserve">Aside from a notable outlier discussed later, the NTAs with the most street noise complaints per capita center around Midtown, Hudson Square, </w:t>
+        <w:t xml:space="preserve">Aside from a notable outlier discussed later, the NTAs with </w:t>
       </w:r>
       <w:r>
         <w:rPr>
@@ -1534,16 +1323,44 @@
           <w:szCs w:val="26"/>
         </w:rPr>
         <w:lastRenderedPageBreak/>
-        <w:t xml:space="preserve">and Tribeca. </w:t>
-      </w:r>
-      <w:r>
-        <w:rPr>
-          <w:rFonts w:ascii="AppleSystemUIFont" w:hAnsi="AppleSystemUIFont" w:cs="AppleSystemUIFont"/>
-          <w:kern w:val="0"/>
-          <w:sz w:val="26"/>
-          <w:szCs w:val="26"/>
-        </w:rPr>
-        <w:t>The blue dots are hotspots with significantly high Gi* statistics, and outside of the outlier, the</w:t>
+        <w:t xml:space="preserve">the most street noise complaints per capita center around Midtown, Hudson Square, and Tribeca. </w:t>
+      </w:r>
+      <w:r>
+        <w:rPr>
+          <w:rFonts w:ascii="AppleSystemUIFont" w:hAnsi="AppleSystemUIFont" w:cs="AppleSystemUIFont"/>
+          <w:kern w:val="0"/>
+          <w:sz w:val="26"/>
+          <w:szCs w:val="26"/>
+        </w:rPr>
+        <w:t xml:space="preserve">The blue dots are </w:t>
+      </w:r>
+      <w:r>
+        <w:rPr>
+          <w:rFonts w:ascii="AppleSystemUIFont" w:hAnsi="AppleSystemUIFont" w:cs="AppleSystemUIFont"/>
+          <w:kern w:val="0"/>
+          <w:sz w:val="26"/>
+          <w:szCs w:val="26"/>
+        </w:rPr>
+        <w:t>complaint hotspots</w:t>
+      </w:r>
+      <w:r>
+        <w:rPr>
+          <w:rStyle w:val="FootnoteReference"/>
+          <w:rFonts w:ascii="AppleSystemUIFont" w:hAnsi="AppleSystemUIFont" w:cs="AppleSystemUIFont"/>
+          <w:kern w:val="0"/>
+          <w:sz w:val="26"/>
+          <w:szCs w:val="26"/>
+        </w:rPr>
+        <w:footnoteReference w:id="2"/>
+      </w:r>
+      <w:r>
+        <w:rPr>
+          <w:rFonts w:ascii="AppleSystemUIFont" w:hAnsi="AppleSystemUIFont" w:cs="AppleSystemUIFont"/>
+          <w:kern w:val="0"/>
+          <w:sz w:val="26"/>
+          <w:szCs w:val="26"/>
+        </w:rPr>
+        <w:t>, and outside of the outlier, the</w:t>
       </w:r>
       <w:r>
         <w:rPr>
@@ -1651,16 +1468,55 @@
           <w:sz w:val="26"/>
           <w:szCs w:val="26"/>
         </w:rPr>
-        <w:t xml:space="preserve">. The complaint hotspots are also in wealthier areas, which other studies have found to be more likely to complain to 311. </w:t>
-      </w:r>
-      <w:r>
-        <w:rPr>
-          <w:rFonts w:ascii="AppleSystemUIFont" w:hAnsi="AppleSystemUIFont" w:cs="AppleSystemUIFont"/>
-          <w:kern w:val="0"/>
-          <w:sz w:val="26"/>
-          <w:szCs w:val="26"/>
-        </w:rPr>
-        <w:t>We do not see as many complaints in Chinatown, the Lower East Side, or Washington Heights, despite these neighborhoods containing bridges with high levels of traffic and construction.</w:t>
+        <w:t xml:space="preserve">. The complaint hotspots are also in wealthier areas, which </w:t>
+      </w:r>
+      <w:commentRangeStart w:id="0"/>
+      <w:r>
+        <w:rPr>
+          <w:rFonts w:ascii="AppleSystemUIFont" w:hAnsi="AppleSystemUIFont" w:cs="AppleSystemUIFont"/>
+          <w:kern w:val="0"/>
+          <w:sz w:val="26"/>
+          <w:szCs w:val="26"/>
+        </w:rPr>
+        <w:t xml:space="preserve">other studies </w:t>
+      </w:r>
+      <w:commentRangeEnd w:id="0"/>
+      <w:r>
+        <w:rPr>
+          <w:rStyle w:val="CommentReference"/>
+          <w:rFonts w:ascii="AppleSystemUIFont" w:hAnsi="AppleSystemUIFont" w:cs="AppleSystemUIFont"/>
+          <w:kern w:val="0"/>
+          <w:sz w:val="26"/>
+          <w:szCs w:val="26"/>
+        </w:rPr>
+        <w:commentReference w:id="0"/>
+      </w:r>
+      <w:r>
+        <w:rPr>
+          <w:rFonts w:ascii="AppleSystemUIFont" w:hAnsi="AppleSystemUIFont" w:cs="AppleSystemUIFont"/>
+          <w:kern w:val="0"/>
+          <w:sz w:val="26"/>
+          <w:szCs w:val="26"/>
+        </w:rPr>
+        <w:t xml:space="preserve">have found to be more likely to complain to 311. </w:t>
+      </w:r>
+      <w:r>
+        <w:rPr>
+          <w:rFonts w:ascii="AppleSystemUIFont" w:hAnsi="AppleSystemUIFont" w:cs="AppleSystemUIFont"/>
+          <w:kern w:val="0"/>
+          <w:sz w:val="26"/>
+          <w:szCs w:val="26"/>
+        </w:rPr>
+        <w:t>The rate of complaints is not as high</w:t>
+      </w:r>
+      <w:r>
+        <w:rPr>
+          <w:rFonts w:ascii="AppleSystemUIFont" w:hAnsi="AppleSystemUIFont" w:cs="AppleSystemUIFont"/>
+          <w:kern w:val="0"/>
+          <w:sz w:val="26"/>
+          <w:szCs w:val="26"/>
+        </w:rPr>
+        <w:t xml:space="preserve"> in Chinatown, the Lower East Side, or Washington Heights, despite these neighborhoods containing bridges with high levels of traffic and construction.</w:t>
       </w:r>
       <w:r>
         <w:rPr>
@@ -1760,47 +1616,7 @@
           <w:sz w:val="26"/>
           <w:szCs w:val="26"/>
         </w:rPr>
-        <w:t xml:space="preserve">s </w:t>
-      </w:r>
-      <w:proofErr w:type="spellStart"/>
-      <w:r>
-        <w:rPr>
-          <w:rFonts w:ascii="AppleSystemUIFont" w:hAnsi="AppleSystemUIFont" w:cs="AppleSystemUIFont"/>
-          <w:kern w:val="0"/>
-          <w:sz w:val="26"/>
-          <w:szCs w:val="26"/>
-        </w:rPr>
-        <w:t>Pomonok</w:t>
-      </w:r>
-      <w:proofErr w:type="spellEnd"/>
-      <w:r>
-        <w:rPr>
-          <w:rFonts w:ascii="AppleSystemUIFont" w:hAnsi="AppleSystemUIFont" w:cs="AppleSystemUIFont"/>
-          <w:kern w:val="0"/>
-          <w:sz w:val="26"/>
-          <w:szCs w:val="26"/>
-        </w:rPr>
-        <w:t>-</w:t>
-      </w:r>
-      <w:proofErr w:type="spellStart"/>
-      <w:r>
-        <w:rPr>
-          <w:rFonts w:ascii="AppleSystemUIFont" w:hAnsi="AppleSystemUIFont" w:cs="AppleSystemUIFont"/>
-          <w:kern w:val="0"/>
-          <w:sz w:val="26"/>
-          <w:szCs w:val="26"/>
-        </w:rPr>
-        <w:t>Electchester</w:t>
-      </w:r>
-      <w:proofErr w:type="spellEnd"/>
-      <w:r>
-        <w:rPr>
-          <w:rFonts w:ascii="AppleSystemUIFont" w:hAnsi="AppleSystemUIFont" w:cs="AppleSystemUIFont"/>
-          <w:kern w:val="0"/>
-          <w:sz w:val="26"/>
-          <w:szCs w:val="26"/>
-        </w:rPr>
-        <w:t xml:space="preserve">-Hillcrest in Queens, part of Council District 24 (CM Gennaro). This is a notable outlier, with over 2.5x the rate of complaints as the next-highest NTA, Midtown-Times Square. </w:t>
+        <w:t xml:space="preserve">s Pomonok-Electchester-Hillcrest in Queens, part of Council District 24 (CM Gennaro). This is a notable outlier, with over 2.5x the rate of complaints as the next-highest NTA, Midtown-Times Square. </w:t>
       </w:r>
       <w:r>
         <w:rPr>
@@ -1854,7 +1670,25 @@
           <w:sz w:val="26"/>
           <w:szCs w:val="26"/>
         </w:rPr>
-        <w:t xml:space="preserve"> for 33% of street noise complaints</w:t>
+        <w:t xml:space="preserve"> for 33% of </w:t>
+      </w:r>
+      <w:r>
+        <w:rPr>
+          <w:rFonts w:ascii="AppleSystemUIFont" w:hAnsi="AppleSystemUIFont" w:cs="AppleSystemUIFont"/>
+          <w:kern w:val="0"/>
+          <w:sz w:val="26"/>
+          <w:szCs w:val="26"/>
+        </w:rPr>
+        <w:t xml:space="preserve">the NTA’s </w:t>
+      </w:r>
+      <w:r>
+        <w:rPr>
+          <w:rFonts w:ascii="AppleSystemUIFont" w:hAnsi="AppleSystemUIFont" w:cs="AppleSystemUIFont"/>
+          <w:kern w:val="0"/>
+          <w:sz w:val="26"/>
+          <w:szCs w:val="26"/>
+        </w:rPr>
+        <w:t>street noise complaints</w:t>
       </w:r>
       <w:r>
         <w:rPr>
@@ -1890,25 +1724,25 @@
           <w:sz w:val="26"/>
           <w:szCs w:val="26"/>
         </w:rPr>
-        <w:t xml:space="preserve">43% of all alarm complaints </w:t>
-      </w:r>
-      <w:r>
-        <w:rPr>
-          <w:rFonts w:ascii="AppleSystemUIFont" w:hAnsi="AppleSystemUIFont" w:cs="AppleSystemUIFont"/>
-          <w:kern w:val="0"/>
-          <w:sz w:val="26"/>
-          <w:szCs w:val="26"/>
-        </w:rPr>
-        <w:t xml:space="preserve">from the study period </w:t>
-      </w:r>
-      <w:r>
-        <w:rPr>
-          <w:rFonts w:ascii="AppleSystemUIFont" w:hAnsi="AppleSystemUIFont" w:cs="AppleSystemUIFont"/>
-          <w:kern w:val="0"/>
-          <w:sz w:val="26"/>
-          <w:szCs w:val="26"/>
-        </w:rPr>
-        <w:t xml:space="preserve">originated here. </w:t>
+        <w:t xml:space="preserve">43% of all alarm complaints from the </w:t>
+      </w:r>
+      <w:r>
+        <w:rPr>
+          <w:rFonts w:ascii="AppleSystemUIFont" w:hAnsi="AppleSystemUIFont" w:cs="AppleSystemUIFont"/>
+          <w:kern w:val="0"/>
+          <w:sz w:val="26"/>
+          <w:szCs w:val="26"/>
+        </w:rPr>
+        <w:t xml:space="preserve">SONYC </w:t>
+      </w:r>
+      <w:r>
+        <w:rPr>
+          <w:rFonts w:ascii="AppleSystemUIFont" w:hAnsi="AppleSystemUIFont" w:cs="AppleSystemUIFont"/>
+          <w:kern w:val="0"/>
+          <w:sz w:val="26"/>
+          <w:szCs w:val="26"/>
+        </w:rPr>
+        <w:t xml:space="preserve">study period originated here. </w:t>
       </w:r>
       <w:r>
         <w:rPr>
@@ -2049,14 +1883,15 @@
       <w:r>
         <w:rPr>
           <w:rFonts w:ascii="AppleSystemUIFont" w:hAnsi="AppleSystemUIFont" w:cs="AppleSystemUIFont"/>
+          <w:noProof/>
           <w:kern w:val="0"/>
           <w:sz w:val="26"/>
           <w:szCs w:val="26"/>
         </w:rPr>
         <w:drawing>
-          <wp:inline distT="0" distB="0" distL="0" distR="0" wp14:anchorId="4BA6E770" wp14:editId="48ADE865">
-            <wp:extent cx="3249038" cy="3046320"/>
-            <wp:effectExtent l="0" t="0" r="2540" b="1905"/>
+          <wp:inline distT="0" distB="0" distL="0" distR="0" wp14:anchorId="4BA6E770" wp14:editId="77498069">
+            <wp:extent cx="2988956" cy="2802467"/>
+            <wp:effectExtent l="0" t="0" r="0" b="4445"/>
             <wp:docPr id="16457820" name="Picture 1"/>
             <wp:cNvGraphicFramePr>
               <a:graphicFrameLocks xmlns:a="http://schemas.openxmlformats.org/drawingml/2006/main" noChangeAspect="1"/>
@@ -2069,7 +1904,7 @@
                     <pic:cNvPicPr/>
                   </pic:nvPicPr>
                   <pic:blipFill>
-                    <a:blip r:embed="rId8"/>
+                    <a:blip r:embed="rId15"/>
                     <a:stretch>
                       <a:fillRect/>
                     </a:stretch>
@@ -2077,7 +1912,7 @@
                   <pic:spPr>
                     <a:xfrm>
                       <a:off x="0" y="0"/>
-                      <a:ext cx="3268881" cy="3064925"/>
+                      <a:ext cx="3023092" cy="2834473"/>
                     </a:xfrm>
                     <a:prstGeom prst="rect">
                       <a:avLst/>
@@ -2130,7 +1965,6 @@
           <w:sz w:val="32"/>
           <w:szCs w:val="32"/>
         </w:rPr>
-        <w:lastRenderedPageBreak/>
         <w:t>Conclusions &amp; Data Recommendations</w:t>
       </w:r>
     </w:p>
@@ -2168,124 +2002,7 @@
           <w:sz w:val="26"/>
           <w:szCs w:val="26"/>
         </w:rPr>
-        <w:t xml:space="preserve">The </w:t>
-      </w:r>
-      <w:r>
-        <w:rPr>
-          <w:rFonts w:ascii="AppleSystemUIFont" w:hAnsi="AppleSystemUIFont" w:cs="AppleSystemUIFont"/>
-          <w:kern w:val="0"/>
-          <w:sz w:val="26"/>
-          <w:szCs w:val="26"/>
-        </w:rPr>
-        <w:t xml:space="preserve">limited </w:t>
-      </w:r>
-      <w:r>
-        <w:rPr>
-          <w:rFonts w:ascii="AppleSystemUIFont" w:hAnsi="AppleSystemUIFont" w:cs="AppleSystemUIFont"/>
-          <w:kern w:val="0"/>
-          <w:sz w:val="26"/>
-          <w:szCs w:val="26"/>
-        </w:rPr>
-        <w:t xml:space="preserve">data </w:t>
-      </w:r>
-      <w:r>
-        <w:rPr>
-          <w:rFonts w:ascii="AppleSystemUIFont" w:hAnsi="AppleSystemUIFont" w:cs="AppleSystemUIFont"/>
-          <w:kern w:val="0"/>
-          <w:sz w:val="26"/>
-          <w:szCs w:val="26"/>
-        </w:rPr>
-        <w:t xml:space="preserve">currently available </w:t>
-      </w:r>
-      <w:r>
-        <w:rPr>
-          <w:rFonts w:ascii="AppleSystemUIFont" w:hAnsi="AppleSystemUIFont" w:cs="AppleSystemUIFont"/>
-          <w:kern w:val="0"/>
-          <w:sz w:val="26"/>
-          <w:szCs w:val="26"/>
-        </w:rPr>
-        <w:t>show</w:t>
-      </w:r>
-      <w:r>
-        <w:rPr>
-          <w:rFonts w:ascii="AppleSystemUIFont" w:hAnsi="AppleSystemUIFont" w:cs="AppleSystemUIFont"/>
-          <w:kern w:val="0"/>
-          <w:sz w:val="26"/>
-          <w:szCs w:val="26"/>
-        </w:rPr>
-        <w:t>s</w:t>
-      </w:r>
-      <w:r>
-        <w:rPr>
-          <w:rFonts w:ascii="AppleSystemUIFont" w:hAnsi="AppleSystemUIFont" w:cs="AppleSystemUIFont"/>
-          <w:kern w:val="0"/>
-          <w:sz w:val="26"/>
-          <w:szCs w:val="26"/>
-        </w:rPr>
-        <w:t xml:space="preserve"> that </w:t>
-      </w:r>
-      <w:r>
-        <w:rPr>
-          <w:rFonts w:ascii="AppleSystemUIFont" w:hAnsi="AppleSystemUIFont" w:cs="AppleSystemUIFont"/>
-          <w:kern w:val="0"/>
-          <w:sz w:val="26"/>
-          <w:szCs w:val="26"/>
-        </w:rPr>
-        <w:t xml:space="preserve">as of 2019, </w:t>
-      </w:r>
-      <w:r>
-        <w:rPr>
-          <w:rFonts w:ascii="AppleSystemUIFont" w:hAnsi="AppleSystemUIFont" w:cs="AppleSystemUIFont"/>
-          <w:kern w:val="0"/>
-          <w:sz w:val="26"/>
-          <w:szCs w:val="26"/>
-        </w:rPr>
-        <w:t xml:space="preserve">although </w:t>
-      </w:r>
-      <w:r>
-        <w:rPr>
-          <w:rFonts w:ascii="AppleSystemUIFont" w:hAnsi="AppleSystemUIFont" w:cs="AppleSystemUIFont"/>
-          <w:kern w:val="0"/>
-          <w:sz w:val="26"/>
-          <w:szCs w:val="26"/>
-        </w:rPr>
-        <w:t>many sirens could be heard</w:t>
-      </w:r>
-      <w:r>
-        <w:rPr>
-          <w:rFonts w:ascii="AppleSystemUIFont" w:hAnsi="AppleSystemUIFont" w:cs="AppleSystemUIFont"/>
-          <w:kern w:val="0"/>
-          <w:sz w:val="26"/>
-          <w:szCs w:val="26"/>
-        </w:rPr>
-        <w:t xml:space="preserve"> in Greenwich Village and Union Square, sirens were mo</w:t>
-      </w:r>
-      <w:r>
-        <w:rPr>
-          <w:rFonts w:ascii="AppleSystemUIFont" w:hAnsi="AppleSystemUIFont" w:cs="AppleSystemUIFont"/>
-          <w:kern w:val="0"/>
-          <w:sz w:val="26"/>
-          <w:szCs w:val="26"/>
-        </w:rPr>
-        <w:t>st</w:t>
-      </w:r>
-      <w:r>
-        <w:rPr>
-          <w:rFonts w:ascii="AppleSystemUIFont" w:hAnsi="AppleSystemUIFont" w:cs="AppleSystemUIFont"/>
-          <w:kern w:val="0"/>
-          <w:sz w:val="26"/>
-          <w:szCs w:val="26"/>
-        </w:rPr>
-        <w:t xml:space="preserve"> common relative to other sounds in Downtown Brooklyn.</w:t>
-      </w:r>
-      <w:r>
-        <w:rPr>
-          <w:rFonts w:ascii="AppleSystemUIFont" w:hAnsi="AppleSystemUIFont" w:cs="AppleSystemUIFont"/>
-          <w:kern w:val="0"/>
-          <w:sz w:val="26"/>
-          <w:szCs w:val="26"/>
-        </w:rPr>
-        <w:t xml:space="preserve"> </w:t>
+        <w:t xml:space="preserve">The limited data currently available shows that as of 2019, although many sirens could be heard in Greenwich Village and Union Square, sirens were most common relative to other sounds in Downtown Brooklyn. </w:t>
       </w:r>
       <w:r>
         <w:rPr>
@@ -2321,27 +2038,7 @@
           <w:sz w:val="26"/>
           <w:szCs w:val="26"/>
         </w:rPr>
-        <w:t xml:space="preserve"> parts of Manhattan, though alarms and car horns were the subject of many more complaints in Hillcrest and </w:t>
-      </w:r>
-      <w:proofErr w:type="spellStart"/>
-      <w:r>
-        <w:rPr>
-          <w:rFonts w:ascii="AppleSystemUIFont" w:hAnsi="AppleSystemUIFont" w:cs="AppleSystemUIFont"/>
-          <w:kern w:val="0"/>
-          <w:sz w:val="26"/>
-          <w:szCs w:val="26"/>
-        </w:rPr>
-        <w:t>Pomonok</w:t>
-      </w:r>
-      <w:proofErr w:type="spellEnd"/>
-      <w:r>
-        <w:rPr>
-          <w:rFonts w:ascii="AppleSystemUIFont" w:hAnsi="AppleSystemUIFont" w:cs="AppleSystemUIFont"/>
-          <w:kern w:val="0"/>
-          <w:sz w:val="26"/>
-          <w:szCs w:val="26"/>
-        </w:rPr>
-        <w:t xml:space="preserve">, Queens. Assuming these trends still hold today, </w:t>
+        <w:t xml:space="preserve"> parts of Manhattan, though alarms and car horns were the subject of many more complaints in Hillcrest and Pomonok, Queens. Assuming these trends still hold today, </w:t>
       </w:r>
       <w:r>
         <w:rPr>
@@ -2396,27 +2093,7 @@
           <w:sz w:val="26"/>
           <w:szCs w:val="26"/>
         </w:rPr>
-        <w:t xml:space="preserve">More complete and recent data is necessary to target siren sounds. A survey asking people about their experience with siren noise would allow us to identify areas where sirens pose the biggest nuisance, whereas the upcoming NYC Noise app data will distinguish the areas where sirens are </w:t>
-      </w:r>
-      <w:proofErr w:type="gramStart"/>
-      <w:r>
-        <w:rPr>
-          <w:rFonts w:ascii="AppleSystemUIFont" w:hAnsi="AppleSystemUIFont" w:cs="AppleSystemUIFont"/>
-          <w:kern w:val="0"/>
-          <w:sz w:val="26"/>
-          <w:szCs w:val="26"/>
-        </w:rPr>
-        <w:t>most commonly heard</w:t>
-      </w:r>
-      <w:proofErr w:type="gramEnd"/>
-      <w:r>
-        <w:rPr>
-          <w:rFonts w:ascii="AppleSystemUIFont" w:hAnsi="AppleSystemUIFont" w:cs="AppleSystemUIFont"/>
-          <w:kern w:val="0"/>
-          <w:sz w:val="26"/>
-          <w:szCs w:val="26"/>
-        </w:rPr>
-        <w:t xml:space="preserve"> and reported. Both would better enable us to carry out analyses like this one.</w:t>
+        <w:t>More complete and recent data is necessary to target siren sounds. A survey asking people about their experience with siren noise would allow us to identify areas where sirens pose the biggest nuisance, whereas the upcoming NYC Noise app data will distinguish the areas where sirens are most commonly heard and reported. Both would better enable us to carry out analyses like this one.</w:t>
       </w:r>
     </w:p>
     <w:p>
@@ -2453,79 +2130,7 @@
           <w:sz w:val="26"/>
           <w:szCs w:val="26"/>
         </w:rPr>
-        <w:t xml:space="preserve">We recommend utilizing existing surveys to determine the prevalence of siren sounds in the city. DOHMH's Community Health Survey </w:t>
-      </w:r>
-      <w:r>
-        <w:rPr>
-          <w:rFonts w:ascii="AppleSystemUIFont" w:hAnsi="AppleSystemUIFont" w:cs="AppleSystemUIFont"/>
-          <w:kern w:val="0"/>
-          <w:sz w:val="26"/>
-          <w:szCs w:val="26"/>
-        </w:rPr>
-        <w:t xml:space="preserve">(CHS) </w:t>
-      </w:r>
-      <w:r>
-        <w:rPr>
-          <w:rFonts w:ascii="AppleSystemUIFont" w:hAnsi="AppleSystemUIFont" w:cs="AppleSystemUIFont"/>
-          <w:kern w:val="0"/>
-          <w:sz w:val="26"/>
-          <w:szCs w:val="26"/>
-        </w:rPr>
-        <w:t xml:space="preserve">already has the necessary resources and scope to </w:t>
-      </w:r>
-      <w:r>
-        <w:rPr>
-          <w:rFonts w:ascii="AppleSystemUIFont" w:hAnsi="AppleSystemUIFont" w:cs="AppleSystemUIFont"/>
-          <w:kern w:val="0"/>
-          <w:sz w:val="26"/>
-          <w:szCs w:val="26"/>
-        </w:rPr>
-        <w:t>reliably answer</w:t>
-      </w:r>
-      <w:r>
-        <w:rPr>
-          <w:rFonts w:ascii="AppleSystemUIFont" w:hAnsi="AppleSystemUIFont" w:cs="AppleSystemUIFont"/>
-          <w:kern w:val="0"/>
-          <w:sz w:val="26"/>
-          <w:szCs w:val="26"/>
-        </w:rPr>
-        <w:t xml:space="preserve"> questions like this by surveying a representative sample of New Yorkers. The </w:t>
-      </w:r>
-      <w:r>
-        <w:rPr>
-          <w:rFonts w:ascii="AppleSystemUIFont" w:hAnsi="AppleSystemUIFont" w:cs="AppleSystemUIFont"/>
-          <w:kern w:val="0"/>
-          <w:sz w:val="26"/>
-          <w:szCs w:val="26"/>
-        </w:rPr>
-        <w:t>CHS</w:t>
-      </w:r>
-      <w:r>
-        <w:rPr>
-          <w:rFonts w:ascii="AppleSystemUIFont" w:hAnsi="AppleSystemUIFont" w:cs="AppleSystemUIFont"/>
-          <w:kern w:val="0"/>
-          <w:sz w:val="26"/>
-          <w:szCs w:val="26"/>
-        </w:rPr>
-        <w:t xml:space="preserve"> previously included a question asking which sources of noise have </w:t>
-      </w:r>
-      <w:r>
-        <w:rPr>
-          <w:rFonts w:ascii="AppleSystemUIFont" w:hAnsi="AppleSystemUIFont" w:cs="AppleSystemUIFont"/>
-          <w:kern w:val="0"/>
-          <w:sz w:val="26"/>
-          <w:szCs w:val="26"/>
-        </w:rPr>
-        <w:t xml:space="preserve">recently </w:t>
-      </w:r>
-      <w:r>
-        <w:rPr>
-          <w:rFonts w:ascii="AppleSystemUIFont" w:hAnsi="AppleSystemUIFont" w:cs="AppleSystemUIFont"/>
-          <w:kern w:val="0"/>
-          <w:sz w:val="26"/>
-          <w:szCs w:val="26"/>
-        </w:rPr>
-        <w:t xml:space="preserve">been disruptive to respondents, including sirens. Reintroducing this question, last asked in 2009, alongside similar questions about sirens, would be a viable way to collect the information Int 82 is interested in. </w:t>
+        <w:t xml:space="preserve">We recommend utilizing existing surveys to determine the prevalence of siren sounds in the city. DOHMH's Community Health Survey (CHS) already has the necessary resources and scope to reliably answer questions like this by surveying a representative sample of New Yorkers. The CHS previously included a question asking which sources of noise have recently been disruptive to respondents, including sirens. Reintroducing this question, last asked in 2009, alongside similar questions about sirens, would be a viable way to collect the information Int 82 is interested in. </w:t>
       </w:r>
     </w:p>
     <w:p>
@@ -2570,6 +2175,183 @@
     </w:sectPr>
   </w:body>
 </w:document>
+</file>
+
+<file path=word/comments.xml><?xml version="1.0" encoding="utf-8"?>
+<w:comments xmlns:wpc="http://schemas.microsoft.com/office/word/2010/wordprocessingCanvas" xmlns:cx="http://schemas.microsoft.com/office/drawing/2014/chartex" xmlns:cx1="http://schemas.microsoft.com/office/drawing/2015/9/8/chartex" xmlns:cx2="http://schemas.microsoft.com/office/drawing/2015/10/21/chartex" xmlns:cx3="http://schemas.microsoft.com/office/drawing/2016/5/9/chartex" xmlns:cx4="http://schemas.microsoft.com/office/drawing/2016/5/10/chartex" xmlns:cx5="http://schemas.microsoft.com/office/drawing/2016/5/11/chartex" xmlns:cx6="http://schemas.microsoft.com/office/drawing/2016/5/12/chartex" xmlns:cx7="http://schemas.microsoft.com/office/drawing/2016/5/13/chartex" xmlns:cx8="http://schemas.microsoft.com/office/drawing/2016/5/14/chartex" xmlns:mc="http://schemas.openxmlformats.org/markup-compatibility/2006" xmlns:aink="http://schemas.microsoft.com/office/drawing/2016/ink" xmlns:am3d="http://schemas.microsoft.com/office/drawing/2017/model3d" xmlns:o="urn:schemas-microsoft-com:office:office" xmlns:oel="http://schemas.microsoft.com/office/2019/extlst" xmlns:r="http://schemas.openxmlformats.org/officeDocument/2006/relationships" xmlns:m="http://schemas.openxmlformats.org/officeDocument/2006/math" xmlns:v="urn:schemas-microsoft-com:vml" xmlns:wp14="http://schemas.microsoft.com/office/word/2010/wordprocessingDrawing" xmlns:wp="http://schemas.openxmlformats.org/drawingml/2006/wordprocessingDrawing" xmlns:w10="urn:schemas-microsoft-com:office:word" xmlns:w="http://schemas.openxmlformats.org/wordprocessingml/2006/main" xmlns:w14="http://schemas.microsoft.com/office/word/2010/wordml" xmlns:w15="http://schemas.microsoft.com/office/word/2012/wordml" xmlns:w16cex="http://schemas.microsoft.com/office/word/2018/wordml/cex" xmlns:w16cid="http://schemas.microsoft.com/office/word/2016/wordml/cid" xmlns:w16="http://schemas.microsoft.com/office/word/2018/wordml" xmlns:w16du="http://schemas.microsoft.com/office/word/2023/wordml/word16du" xmlns:w16sdtdh="http://schemas.microsoft.com/office/word/2020/wordml/sdtdatahash" xmlns:w16sdtfl="http://schemas.microsoft.com/office/word/2024/wordml/sdtformatlock" xmlns:w16se="http://schemas.microsoft.com/office/word/2015/wordml/symex" xmlns:wpg="http://schemas.microsoft.com/office/word/2010/wordprocessingGroup" xmlns:wpi="http://schemas.microsoft.com/office/word/2010/wordprocessingInk" xmlns:wne="http://schemas.microsoft.com/office/word/2006/wordml" xmlns:wps="http://schemas.microsoft.com/office/word/2010/wordprocessingShape" mc:Ignorable="w14 w15 w16se w16cid w16 w16cex w16sdtdh w16sdtfl w16du wp14">
+  <w:comment w:id="0" w:author="Lopez-Jensen, Lukas" w:date="2026-05-27T17:22:00Z" w:initials="LJL">
+    <w:p>
+      <w:r>
+        <w:rPr>
+          <w:rStyle w:val="CommentReference"/>
+        </w:rPr>
+        <w:annotationRef/>
+      </w:r>
+      <w:r>
+        <w:rPr>
+          <w:sz w:val="20"/>
+          <w:szCs w:val="20"/>
+        </w:rPr>
+        <w:t>Add sources here Wikipedia-style:</w:t>
+      </w:r>
+    </w:p>
+    <w:p>
+      <w:hyperlink r:id="rId1" w:history="1">
+        <w:r>
+          <w:rPr>
+            <w:rStyle w:val="Hyperlink"/>
+            <w:sz w:val="20"/>
+            <w:szCs w:val="20"/>
+          </w:rPr>
+          <w:t>https://cs.nyu.edu/~neill/papers/AOAS2003.pdf</w:t>
+        </w:r>
+      </w:hyperlink>
+    </w:p>
+    <w:p>
+      <w:hyperlink r:id="rId2" w:history="1">
+        <w:r>
+          <w:rPr>
+            <w:rStyle w:val="Hyperlink"/>
+            <w:sz w:val="20"/>
+            <w:szCs w:val="20"/>
+          </w:rPr>
+          <w:t>https://stanforddpl.org/papers/feigenbaum_hall_boston_2016/feigenbaum_hall_boston_2016.pdf</w:t>
+        </w:r>
+      </w:hyperlink>
+    </w:p>
+    <w:p>
+      <w:hyperlink r:id="rId3" w:history="1">
+        <w:r>
+          <w:rPr>
+            <w:rStyle w:val="Hyperlink"/>
+            <w:sz w:val="20"/>
+            <w:szCs w:val="20"/>
+          </w:rPr>
+          <w:t>https://arxiv.org/pdf/1710.02452</w:t>
+        </w:r>
+      </w:hyperlink>
+    </w:p>
+  </w:comment>
+</w:comments>
+</file>
+
+<file path=word/commentsExtended.xml><?xml version="1.0" encoding="utf-8"?>
+<w15:commentsEx xmlns:wpc="http://schemas.microsoft.com/office/word/2010/wordprocessingCanvas" xmlns:cx="http://schemas.microsoft.com/office/drawing/2014/chartex" xmlns:cx1="http://schemas.microsoft.com/office/drawing/2015/9/8/chartex" xmlns:cx2="http://schemas.microsoft.com/office/drawing/2015/10/21/chartex" xmlns:cx3="http://schemas.microsoft.com/office/drawing/2016/5/9/chartex" xmlns:cx4="http://schemas.microsoft.com/office/drawing/2016/5/10/chartex" xmlns:cx5="http://schemas.microsoft.com/office/drawing/2016/5/11/chartex" xmlns:cx6="http://schemas.microsoft.com/office/drawing/2016/5/12/chartex" xmlns:cx7="http://schemas.microsoft.com/office/drawing/2016/5/13/chartex" xmlns:cx8="http://schemas.microsoft.com/office/drawing/2016/5/14/chartex" xmlns:mc="http://schemas.openxmlformats.org/markup-compatibility/2006" xmlns:aink="http://schemas.microsoft.com/office/drawing/2016/ink" xmlns:am3d="http://schemas.microsoft.com/office/drawing/2017/model3d" xmlns:o="urn:schemas-microsoft-com:office:office" xmlns:oel="http://schemas.microsoft.com/office/2019/extlst" xmlns:r="http://schemas.openxmlformats.org/officeDocument/2006/relationships" xmlns:m="http://schemas.openxmlformats.org/officeDocument/2006/math" xmlns:v="urn:schemas-microsoft-com:vml" xmlns:wp14="http://schemas.microsoft.com/office/word/2010/wordprocessingDrawing" xmlns:wp="http://schemas.openxmlformats.org/drawingml/2006/wordprocessingDrawing" xmlns:w10="urn:schemas-microsoft-com:office:word" xmlns:w="http://schemas.openxmlformats.org/wordprocessingml/2006/main" xmlns:w14="http://schemas.microsoft.com/office/word/2010/wordml" xmlns:w15="http://schemas.microsoft.com/office/word/2012/wordml" xmlns:w16cex="http://schemas.microsoft.com/office/word/2018/wordml/cex" xmlns:w16cid="http://schemas.microsoft.com/office/word/2016/wordml/cid" xmlns:w16="http://schemas.microsoft.com/office/word/2018/wordml" xmlns:w16du="http://schemas.microsoft.com/office/word/2023/wordml/word16du" xmlns:w16sdtdh="http://schemas.microsoft.com/office/word/2020/wordml/sdtdatahash" xmlns:w16sdtfl="http://schemas.microsoft.com/office/word/2024/wordml/sdtformatlock" xmlns:w16se="http://schemas.microsoft.com/office/word/2015/wordml/symex" xmlns:wpg="http://schemas.microsoft.com/office/word/2010/wordprocessingGroup" xmlns:wpi="http://schemas.microsoft.com/office/word/2010/wordprocessingInk" xmlns:wne="http://schemas.microsoft.com/office/word/2006/wordml" xmlns:wps="http://schemas.microsoft.com/office/word/2010/wordprocessingShape" mc:Ignorable="w14 w15 w16se w16cid w16 w16cex w16sdtdh w16sdtfl w16du wp14">
+  <w15:commentEx w15:paraId="358A95FB" w15:done="0"/>
+</w15:commentsEx>
+</file>
+
+<file path=word/commentsExtensible.xml><?xml version="1.0" encoding="utf-8"?>
+<w16cex:commentsExtensible xmlns:wpc="http://schemas.microsoft.com/office/word/2010/wordprocessingCanvas" xmlns:cx="http://schemas.microsoft.com/office/drawing/2014/chartex" xmlns:cx1="http://schemas.microsoft.com/office/drawing/2015/9/8/chartex" xmlns:cx2="http://schemas.microsoft.com/office/drawing/2015/10/21/chartex" xmlns:cx3="http://schemas.microsoft.com/office/drawing/2016/5/9/chartex" xmlns:cx4="http://schemas.microsoft.com/office/drawing/2016/5/10/chartex" xmlns:cx5="http://schemas.microsoft.com/office/drawing/2016/5/11/chartex" xmlns:cx6="http://schemas.microsoft.com/office/drawing/2016/5/12/chartex" xmlns:cx7="http://schemas.microsoft.com/office/drawing/2016/5/13/chartex" xmlns:cx8="http://schemas.microsoft.com/office/drawing/2016/5/14/chartex" xmlns:cr="http://schemas.microsoft.com/office/comments/2020/reactions" xmlns:mc="http://schemas.openxmlformats.org/markup-compatibility/2006" xmlns:aink="http://schemas.microsoft.com/office/drawing/2016/ink" xmlns:am3d="http://schemas.microsoft.com/office/drawing/2017/model3d" xmlns:o="urn:schemas-microsoft-com:office:office" xmlns:oel="http://schemas.microsoft.com/office/2019/extlst" xmlns:r="http://schemas.openxmlformats.org/officeDocument/2006/relationships" xmlns:m="http://schemas.openxmlformats.org/officeDocument/2006/math" xmlns:v="urn:schemas-microsoft-com:vml" xmlns:wp14="http://schemas.microsoft.com/office/word/2010/wordprocessingDrawing" xmlns:wp="http://schemas.openxmlformats.org/drawingml/2006/wordprocessingDrawing" xmlns:w10="urn:schemas-microsoft-com:office:word" xmlns:w="http://schemas.openxmlformats.org/wordprocessingml/2006/main" xmlns:w14="http://schemas.microsoft.com/office/word/2010/wordml" xmlns:w15="http://schemas.microsoft.com/office/word/2012/wordml" xmlns:w16cex="http://schemas.microsoft.com/office/word/2018/wordml/cex" xmlns:w16cid="http://schemas.microsoft.com/office/word/2016/wordml/cid" xmlns:w16="http://schemas.microsoft.com/office/word/2018/wordml" xmlns:w16du="http://schemas.microsoft.com/office/word/2023/wordml/word16du" xmlns:w16sdtdh="http://schemas.microsoft.com/office/word/2020/wordml/sdtdatahash" xmlns:w16sdtfl="http://schemas.microsoft.com/office/word/2024/wordml/sdtformatlock" xmlns:w16se="http://schemas.microsoft.com/office/word/2015/wordml/symex" xmlns:wpg="http://schemas.microsoft.com/office/word/2010/wordprocessingGroup" xmlns:wpi="http://schemas.microsoft.com/office/word/2010/wordprocessingInk" xmlns:wne="http://schemas.microsoft.com/office/word/2006/wordml" xmlns:wps="http://schemas.microsoft.com/office/word/2010/wordprocessingShape" mc:Ignorable="w14 w15 w16se w16cid w16 w16cex w16sdtdh w16sdtfl cr w16du wp14">
+  <w16cex:commentExtensible w16cex:durableId="5BEDD63B" w16cex:dateUtc="2026-05-27T21:22:00Z"/>
+</w16cex:commentsExtensible>
+</file>
+
+<file path=word/commentsIds.xml><?xml version="1.0" encoding="utf-8"?>
+<w16cid:commentsIds xmlns:wpc="http://schemas.microsoft.com/office/word/2010/wordprocessingCanvas" xmlns:cx="http://schemas.microsoft.com/office/drawing/2014/chartex" xmlns:cx1="http://schemas.microsoft.com/office/drawing/2015/9/8/chartex" xmlns:cx2="http://schemas.microsoft.com/office/drawing/2015/10/21/chartex" xmlns:cx3="http://schemas.microsoft.com/office/drawing/2016/5/9/chartex" xmlns:cx4="http://schemas.microsoft.com/office/drawing/2016/5/10/chartex" xmlns:cx5="http://schemas.microsoft.com/office/drawing/2016/5/11/chartex" xmlns:cx6="http://schemas.microsoft.com/office/drawing/2016/5/12/chartex" xmlns:cx7="http://schemas.microsoft.com/office/drawing/2016/5/13/chartex" xmlns:cx8="http://schemas.microsoft.com/office/drawing/2016/5/14/chartex" xmlns:mc="http://schemas.openxmlformats.org/markup-compatibility/2006" xmlns:aink="http://schemas.microsoft.com/office/drawing/2016/ink" xmlns:am3d="http://schemas.microsoft.com/office/drawing/2017/model3d" xmlns:o="urn:schemas-microsoft-com:office:office" xmlns:oel="http://schemas.microsoft.com/office/2019/extlst" xmlns:r="http://schemas.openxmlformats.org/officeDocument/2006/relationships" xmlns:m="http://schemas.openxmlformats.org/officeDocument/2006/math" xmlns:v="urn:schemas-microsoft-com:vml" xmlns:wp14="http://schemas.microsoft.com/office/word/2010/wordprocessingDrawing" xmlns:wp="http://schemas.openxmlformats.org/drawingml/2006/wordprocessingDrawing" xmlns:w10="urn:schemas-microsoft-com:office:word" xmlns:w="http://schemas.openxmlformats.org/wordprocessingml/2006/main" xmlns:w14="http://schemas.microsoft.com/office/word/2010/wordml" xmlns:w15="http://schemas.microsoft.com/office/word/2012/wordml" xmlns:w16cex="http://schemas.microsoft.com/office/word/2018/wordml/cex" xmlns:w16cid="http://schemas.microsoft.com/office/word/2016/wordml/cid" xmlns:w16="http://schemas.microsoft.com/office/word/2018/wordml" xmlns:w16du="http://schemas.microsoft.com/office/word/2023/wordml/word16du" xmlns:w16sdtdh="http://schemas.microsoft.com/office/word/2020/wordml/sdtdatahash" xmlns:w16sdtfl="http://schemas.microsoft.com/office/word/2024/wordml/sdtformatlock" xmlns:w16se="http://schemas.microsoft.com/office/word/2015/wordml/symex" xmlns:wpg="http://schemas.microsoft.com/office/word/2010/wordprocessingGroup" xmlns:wpi="http://schemas.microsoft.com/office/word/2010/wordprocessingInk" xmlns:wne="http://schemas.microsoft.com/office/word/2006/wordml" xmlns:wps="http://schemas.microsoft.com/office/word/2010/wordprocessingShape" mc:Ignorable="w14 w15 w16se w16cid w16 w16cex w16sdtdh w16sdtfl w16du wp14">
+  <w16cid:commentId w16cid:paraId="358A95FB" w16cid:durableId="5BEDD63B"/>
+</w16cid:commentsIds>
+</file>
+
+<file path=word/endnotes.xml><?xml version="1.0" encoding="utf-8"?>
+<w:endnotes xmlns:wpc="http://schemas.microsoft.com/office/word/2010/wordprocessingCanvas" xmlns:cx="http://schemas.microsoft.com/office/drawing/2014/chartex" xmlns:cx1="http://schemas.microsoft.com/office/drawing/2015/9/8/chartex" xmlns:cx2="http://schemas.microsoft.com/office/drawing/2015/10/21/chartex" xmlns:cx3="http://schemas.microsoft.com/office/drawing/2016/5/9/chartex" xmlns:cx4="http://schemas.microsoft.com/office/drawing/2016/5/10/chartex" xmlns:cx5="http://schemas.microsoft.com/office/drawing/2016/5/11/chartex" xmlns:cx6="http://schemas.microsoft.com/office/drawing/2016/5/12/chartex" xmlns:cx7="http://schemas.microsoft.com/office/drawing/2016/5/13/chartex" xmlns:cx8="http://schemas.microsoft.com/office/drawing/2016/5/14/chartex" xmlns:mc="http://schemas.openxmlformats.org/markup-compatibility/2006" xmlns:aink="http://schemas.microsoft.com/office/drawing/2016/ink" xmlns:am3d="http://schemas.microsoft.com/office/drawing/2017/model3d" xmlns:o="urn:schemas-microsoft-com:office:office" xmlns:oel="http://schemas.microsoft.com/office/2019/extlst" xmlns:r="http://schemas.openxmlformats.org/officeDocument/2006/relationships" xmlns:m="http://schemas.openxmlformats.org/officeDocument/2006/math" xmlns:v="urn:schemas-microsoft-com:vml" xmlns:wp14="http://schemas.microsoft.com/office/word/2010/wordprocessingDrawing" xmlns:wp="http://schemas.openxmlformats.org/drawingml/2006/wordprocessingDrawing" xmlns:w10="urn:schemas-microsoft-com:office:word" xmlns:w="http://schemas.openxmlformats.org/wordprocessingml/2006/main" xmlns:w14="http://schemas.microsoft.com/office/word/2010/wordml" xmlns:w15="http://schemas.microsoft.com/office/word/2012/wordml" xmlns:w16cex="http://schemas.microsoft.com/office/word/2018/wordml/cex" xmlns:w16cid="http://schemas.microsoft.com/office/word/2016/wordml/cid" xmlns:w16="http://schemas.microsoft.com/office/word/2018/wordml" xmlns:w16du="http://schemas.microsoft.com/office/word/2023/wordml/word16du" xmlns:w16sdtdh="http://schemas.microsoft.com/office/word/2020/wordml/sdtdatahash" xmlns:w16sdtfl="http://schemas.microsoft.com/office/word/2024/wordml/sdtformatlock" xmlns:w16se="http://schemas.microsoft.com/office/word/2015/wordml/symex" xmlns:wpg="http://schemas.microsoft.com/office/word/2010/wordprocessingGroup" xmlns:wpi="http://schemas.microsoft.com/office/word/2010/wordprocessingInk" xmlns:wne="http://schemas.microsoft.com/office/word/2006/wordml" xmlns:wps="http://schemas.microsoft.com/office/word/2010/wordprocessingShape" mc:Ignorable="w14 w15 w16se w16cid w16 w16cex w16sdtdh w16sdtfl w16du wp14">
+  <w:endnote w:type="separator" w:id="-1">
+    <w:p>
+      <w:pPr>
+        <w:spacing w:after="0" w:line="240" w:lineRule="auto"/>
+      </w:pPr>
+      <w:r>
+        <w:separator/>
+      </w:r>
+    </w:p>
+  </w:endnote>
+  <w:endnote w:type="continuationSeparator" w:id="0">
+    <w:p>
+      <w:pPr>
+        <w:spacing w:after="0" w:line="240" w:lineRule="auto"/>
+      </w:pPr>
+      <w:r>
+        <w:continuationSeparator/>
+      </w:r>
+    </w:p>
+  </w:endnote>
+</w:endnotes>
+</file>
+
+<file path=word/footnotes.xml><?xml version="1.0" encoding="utf-8"?>
+<w:footnotes xmlns:wpc="http://schemas.microsoft.com/office/word/2010/wordprocessingCanvas" xmlns:cx="http://schemas.microsoft.com/office/drawing/2014/chartex" xmlns:cx1="http://schemas.microsoft.com/office/drawing/2015/9/8/chartex" xmlns:cx2="http://schemas.microsoft.com/office/drawing/2015/10/21/chartex" xmlns:cx3="http://schemas.microsoft.com/office/drawing/2016/5/9/chartex" xmlns:cx4="http://schemas.microsoft.com/office/drawing/2016/5/10/chartex" xmlns:cx5="http://schemas.microsoft.com/office/drawing/2016/5/11/chartex" xmlns:cx6="http://schemas.microsoft.com/office/drawing/2016/5/12/chartex" xmlns:cx7="http://schemas.microsoft.com/office/drawing/2016/5/13/chartex" xmlns:cx8="http://schemas.microsoft.com/office/drawing/2016/5/14/chartex" xmlns:mc="http://schemas.openxmlformats.org/markup-compatibility/2006" xmlns:aink="http://schemas.microsoft.com/office/drawing/2016/ink" xmlns:am3d="http://schemas.microsoft.com/office/drawing/2017/model3d" xmlns:o="urn:schemas-microsoft-com:office:office" xmlns:oel="http://schemas.microsoft.com/office/2019/extlst" xmlns:r="http://schemas.openxmlformats.org/officeDocument/2006/relationships" xmlns:m="http://schemas.openxmlformats.org/officeDocument/2006/math" xmlns:v="urn:schemas-microsoft-com:vml" xmlns:wp14="http://schemas.microsoft.com/office/word/2010/wordprocessingDrawing" xmlns:wp="http://schemas.openxmlformats.org/drawingml/2006/wordprocessingDrawing" xmlns:w10="urn:schemas-microsoft-com:office:word" xmlns:w="http://schemas.openxmlformats.org/wordprocessingml/2006/main" xmlns:w14="http://schemas.microsoft.com/office/word/2010/wordml" xmlns:w15="http://schemas.microsoft.com/office/word/2012/wordml" xmlns:w16cex="http://schemas.microsoft.com/office/word/2018/wordml/cex" xmlns:w16cid="http://schemas.microsoft.com/office/word/2016/wordml/cid" xmlns:w16="http://schemas.microsoft.com/office/word/2018/wordml" xmlns:w16du="http://schemas.microsoft.com/office/word/2023/wordml/word16du" xmlns:w16sdtdh="http://schemas.microsoft.com/office/word/2020/wordml/sdtdatahash" xmlns:w16sdtfl="http://schemas.microsoft.com/office/word/2024/wordml/sdtformatlock" xmlns:w16se="http://schemas.microsoft.com/office/word/2015/wordml/symex" xmlns:wpg="http://schemas.microsoft.com/office/word/2010/wordprocessingGroup" xmlns:wpi="http://schemas.microsoft.com/office/word/2010/wordprocessingInk" xmlns:wne="http://schemas.microsoft.com/office/word/2006/wordml" xmlns:wps="http://schemas.microsoft.com/office/word/2010/wordprocessingShape" mc:Ignorable="w14 w15 w16se w16cid w16 w16cex w16sdtdh w16sdtfl w16du wp14">
+  <w:footnote w:type="separator" w:id="-1">
+    <w:p>
+      <w:pPr>
+        <w:spacing w:after="0" w:line="240" w:lineRule="auto"/>
+      </w:pPr>
+      <w:r>
+        <w:separator/>
+      </w:r>
+    </w:p>
+  </w:footnote>
+  <w:footnote w:type="continuationSeparator" w:id="0">
+    <w:p>
+      <w:pPr>
+        <w:spacing w:after="0" w:line="240" w:lineRule="auto"/>
+      </w:pPr>
+      <w:r>
+        <w:continuationSeparator/>
+      </w:r>
+    </w:p>
+  </w:footnote>
+  <w:footnote w:id="1">
+    <w:p>
+      <w:pPr>
+        <w:pStyle w:val="FootnoteText"/>
+        <w:rPr>
+          <w:sz w:val="22"/>
+          <w:szCs w:val="22"/>
+        </w:rPr>
+      </w:pPr>
+      <w:r>
+        <w:rPr>
+          <w:rStyle w:val="FootnoteReference"/>
+          <w:sz w:val="22"/>
+          <w:szCs w:val="22"/>
+        </w:rPr>
+        <w:footnoteRef/>
+      </w:r>
+      <w:r>
+        <w:rPr>
+          <w:sz w:val="22"/>
+          <w:szCs w:val="22"/>
+        </w:rPr>
+        <w:t xml:space="preserve"> </w:t>
+      </w:r>
+      <w:r>
+        <w:rPr>
+          <w:rFonts w:ascii="AppleSystemUIFont" w:hAnsi="AppleSystemUIFont" w:cs="AppleSystemUIFont"/>
+          <w:kern w:val="0"/>
+          <w:sz w:val="22"/>
+          <w:szCs w:val="22"/>
+        </w:rPr>
+        <w:t>This was determined by the Gi* statistic, which identifies clusters of high values across a geographic area.</w:t>
+      </w:r>
+    </w:p>
+  </w:footnote>
+  <w:footnote w:id="2">
+    <w:p>
+      <w:pPr>
+        <w:pStyle w:val="FootnoteText"/>
+      </w:pPr>
+      <w:r>
+        <w:rPr>
+          <w:rStyle w:val="FootnoteReference"/>
+        </w:rPr>
+        <w:footnoteRef/>
+      </w:r>
+      <w:r>
+        <w:t xml:space="preserve"> Again determined by Gi*.</w:t>
+      </w:r>
+    </w:p>
+  </w:footnote>
+</w:footnotes>
 </file>
 
 <file path=word/numbering.xml><?xml version="1.0" encoding="utf-8"?>
@@ -2756,6 +2538,14 @@
     <w:abstractNumId w:val="1"/>
   </w:num>
 </w:numbering>
+</file>
+
+<file path=word/people.xml><?xml version="1.0" encoding="utf-8"?>
+<w15:people xmlns:wpc="http://schemas.microsoft.com/office/word/2010/wordprocessingCanvas" xmlns:cx="http://schemas.microsoft.com/office/drawing/2014/chartex" xmlns:cx1="http://schemas.microsoft.com/office/drawing/2015/9/8/chartex" xmlns:cx2="http://schemas.microsoft.com/office/drawing/2015/10/21/chartex" xmlns:cx3="http://schemas.microsoft.com/office/drawing/2016/5/9/chartex" xmlns:cx4="http://schemas.microsoft.com/office/drawing/2016/5/10/chartex" xmlns:cx5="http://schemas.microsoft.com/office/drawing/2016/5/11/chartex" xmlns:cx6="http://schemas.microsoft.com/office/drawing/2016/5/12/chartex" xmlns:cx7="http://schemas.microsoft.com/office/drawing/2016/5/13/chartex" xmlns:cx8="http://schemas.microsoft.com/office/drawing/2016/5/14/chartex" xmlns:mc="http://schemas.openxmlformats.org/markup-compatibility/2006" xmlns:aink="http://schemas.microsoft.com/office/drawing/2016/ink" xmlns:am3d="http://schemas.microsoft.com/office/drawing/2017/model3d" xmlns:o="urn:schemas-microsoft-com:office:office" xmlns:oel="http://schemas.microsoft.com/office/2019/extlst" xmlns:r="http://schemas.openxmlformats.org/officeDocument/2006/relationships" xmlns:m="http://schemas.openxmlformats.org/officeDocument/2006/math" xmlns:v="urn:schemas-microsoft-com:vml" xmlns:wp14="http://schemas.microsoft.com/office/word/2010/wordprocessingDrawing" xmlns:wp="http://schemas.openxmlformats.org/drawingml/2006/wordprocessingDrawing" xmlns:w10="urn:schemas-microsoft-com:office:word" xmlns:w="http://schemas.openxmlformats.org/wordprocessingml/2006/main" xmlns:w14="http://schemas.microsoft.com/office/word/2010/wordml" xmlns:w15="http://schemas.microsoft.com/office/word/2012/wordml" xmlns:w16cex="http://schemas.microsoft.com/office/word/2018/wordml/cex" xmlns:w16cid="http://schemas.microsoft.com/office/word/2016/wordml/cid" xmlns:w16="http://schemas.microsoft.com/office/word/2018/wordml" xmlns:w16du="http://schemas.microsoft.com/office/word/2023/wordml/word16du" xmlns:w16sdtdh="http://schemas.microsoft.com/office/word/2020/wordml/sdtdatahash" xmlns:w16sdtfl="http://schemas.microsoft.com/office/word/2024/wordml/sdtformatlock" xmlns:w16se="http://schemas.microsoft.com/office/word/2015/wordml/symex" xmlns:wpg="http://schemas.microsoft.com/office/word/2010/wordprocessingGroup" xmlns:wpi="http://schemas.microsoft.com/office/word/2010/wordprocessingInk" xmlns:wne="http://schemas.microsoft.com/office/word/2006/wordml" xmlns:wps="http://schemas.microsoft.com/office/word/2010/wordprocessingShape" mc:Ignorable="w14 w15 w16se w16cid w16 w16cex w16sdtdh w16sdtfl w16du wp14">
+  <w15:person w15:author="Lopez-Jensen, Lukas">
+    <w15:presenceInfo w15:providerId="AD" w15:userId="S::LLopez-Jensen@council.nyc.gov::196ee695-944d-4b84-9b24-6a0037cb2788"/>
+  </w15:person>
+</w15:people>
 </file>
 
 <file path=word/styles.xml><?xml version="1.0" encoding="utf-8"?>
@@ -3694,6 +3484,180 @@
       <w:szCs w:val="18"/>
     </w:rPr>
   </w:style>
+  <w:style w:type="paragraph" w:styleId="Header">
+    <w:name w:val="header"/>
+    <w:basedOn w:val="Normal"/>
+    <w:link w:val="HeaderChar"/>
+    <w:uiPriority w:val="99"/>
+    <w:unhideWhenUsed/>
+    <w:rsid w:val="00DE188F"/>
+    <w:pPr>
+      <w:tabs>
+        <w:tab w:val="center" w:pos="4680"/>
+        <w:tab w:val="right" w:pos="9360"/>
+      </w:tabs>
+      <w:spacing w:after="0" w:line="240" w:lineRule="auto"/>
+    </w:pPr>
+  </w:style>
+  <w:style w:type="character" w:customStyle="1" w:styleId="HeaderChar">
+    <w:name w:val="Header Char"/>
+    <w:basedOn w:val="DefaultParagraphFont"/>
+    <w:link w:val="Header"/>
+    <w:uiPriority w:val="99"/>
+    <w:rsid w:val="00DE188F"/>
+  </w:style>
+  <w:style w:type="paragraph" w:styleId="Footer">
+    <w:name w:val="footer"/>
+    <w:basedOn w:val="Normal"/>
+    <w:link w:val="FooterChar"/>
+    <w:uiPriority w:val="99"/>
+    <w:unhideWhenUsed/>
+    <w:rsid w:val="00DE188F"/>
+    <w:pPr>
+      <w:tabs>
+        <w:tab w:val="center" w:pos="4680"/>
+        <w:tab w:val="right" w:pos="9360"/>
+      </w:tabs>
+      <w:spacing w:after="0" w:line="240" w:lineRule="auto"/>
+    </w:pPr>
+  </w:style>
+  <w:style w:type="character" w:customStyle="1" w:styleId="FooterChar">
+    <w:name w:val="Footer Char"/>
+    <w:basedOn w:val="DefaultParagraphFont"/>
+    <w:link w:val="Footer"/>
+    <w:uiPriority w:val="99"/>
+    <w:rsid w:val="00DE188F"/>
+  </w:style>
+  <w:style w:type="paragraph" w:styleId="FootnoteText">
+    <w:name w:val="footnote text"/>
+    <w:basedOn w:val="Normal"/>
+    <w:link w:val="FootnoteTextChar"/>
+    <w:uiPriority w:val="99"/>
+    <w:semiHidden/>
+    <w:unhideWhenUsed/>
+    <w:rsid w:val="0050311B"/>
+    <w:pPr>
+      <w:spacing w:after="0" w:line="240" w:lineRule="auto"/>
+    </w:pPr>
+    <w:rPr>
+      <w:sz w:val="20"/>
+      <w:szCs w:val="20"/>
+    </w:rPr>
+  </w:style>
+  <w:style w:type="character" w:customStyle="1" w:styleId="FootnoteTextChar">
+    <w:name w:val="Footnote Text Char"/>
+    <w:basedOn w:val="DefaultParagraphFont"/>
+    <w:link w:val="FootnoteText"/>
+    <w:uiPriority w:val="99"/>
+    <w:semiHidden/>
+    <w:rsid w:val="0050311B"/>
+    <w:rPr>
+      <w:sz w:val="20"/>
+      <w:szCs w:val="20"/>
+    </w:rPr>
+  </w:style>
+  <w:style w:type="character" w:styleId="FootnoteReference">
+    <w:name w:val="footnote reference"/>
+    <w:basedOn w:val="DefaultParagraphFont"/>
+    <w:uiPriority w:val="99"/>
+    <w:semiHidden/>
+    <w:unhideWhenUsed/>
+    <w:rsid w:val="0050311B"/>
+    <w:rPr>
+      <w:vertAlign w:val="superscript"/>
+    </w:rPr>
+  </w:style>
+  <w:style w:type="character" w:styleId="CommentReference">
+    <w:name w:val="annotation reference"/>
+    <w:basedOn w:val="DefaultParagraphFont"/>
+    <w:uiPriority w:val="99"/>
+    <w:semiHidden/>
+    <w:unhideWhenUsed/>
+    <w:rsid w:val="00F322B8"/>
+    <w:rPr>
+      <w:sz w:val="16"/>
+      <w:szCs w:val="16"/>
+    </w:rPr>
+  </w:style>
+  <w:style w:type="paragraph" w:styleId="CommentText">
+    <w:name w:val="annotation text"/>
+    <w:basedOn w:val="Normal"/>
+    <w:link w:val="CommentTextChar"/>
+    <w:uiPriority w:val="99"/>
+    <w:semiHidden/>
+    <w:unhideWhenUsed/>
+    <w:rsid w:val="00F322B8"/>
+    <w:pPr>
+      <w:spacing w:line="240" w:lineRule="auto"/>
+    </w:pPr>
+    <w:rPr>
+      <w:sz w:val="20"/>
+      <w:szCs w:val="20"/>
+    </w:rPr>
+  </w:style>
+  <w:style w:type="character" w:customStyle="1" w:styleId="CommentTextChar">
+    <w:name w:val="Comment Text Char"/>
+    <w:basedOn w:val="DefaultParagraphFont"/>
+    <w:link w:val="CommentText"/>
+    <w:uiPriority w:val="99"/>
+    <w:semiHidden/>
+    <w:rsid w:val="00F322B8"/>
+    <w:rPr>
+      <w:sz w:val="20"/>
+      <w:szCs w:val="20"/>
+    </w:rPr>
+  </w:style>
+  <w:style w:type="paragraph" w:styleId="CommentSubject">
+    <w:name w:val="annotation subject"/>
+    <w:basedOn w:val="CommentText"/>
+    <w:next w:val="CommentText"/>
+    <w:link w:val="CommentSubjectChar"/>
+    <w:uiPriority w:val="99"/>
+    <w:semiHidden/>
+    <w:unhideWhenUsed/>
+    <w:rsid w:val="00F322B8"/>
+    <w:rPr>
+      <w:b/>
+      <w:bCs/>
+    </w:rPr>
+  </w:style>
+  <w:style w:type="character" w:customStyle="1" w:styleId="CommentSubjectChar">
+    <w:name w:val="Comment Subject Char"/>
+    <w:basedOn w:val="CommentTextChar"/>
+    <w:link w:val="CommentSubject"/>
+    <w:uiPriority w:val="99"/>
+    <w:semiHidden/>
+    <w:rsid w:val="00F322B8"/>
+    <w:rPr>
+      <w:b/>
+      <w:bCs/>
+      <w:sz w:val="20"/>
+      <w:szCs w:val="20"/>
+    </w:rPr>
+  </w:style>
+  <w:style w:type="character" w:styleId="Hyperlink">
+    <w:name w:val="Hyperlink"/>
+    <w:basedOn w:val="DefaultParagraphFont"/>
+    <w:uiPriority w:val="99"/>
+    <w:unhideWhenUsed/>
+    <w:rsid w:val="00F322B8"/>
+    <w:rPr>
+      <w:color w:val="467886" w:themeColor="hyperlink"/>
+      <w:u w:val="single"/>
+    </w:rPr>
+  </w:style>
+  <w:style w:type="character" w:styleId="UnresolvedMention">
+    <w:name w:val="Unresolved Mention"/>
+    <w:basedOn w:val="DefaultParagraphFont"/>
+    <w:uiPriority w:val="99"/>
+    <w:semiHidden/>
+    <w:unhideWhenUsed/>
+    <w:rsid w:val="00F322B8"/>
+    <w:rPr>
+      <w:color w:val="605E5C"/>
+      <w:shd w:val="clear" w:color="auto" w:fill="E1DFDD"/>
+    </w:rPr>
+  </w:style>
 </w:styles>
 </file>
 
@@ -3990,4 +3954,16 @@
     </a:ext>
   </a:extLst>
 </a:theme>
+</file>
+
+<file path=customXml/item1.xml><?xml version="1.0" encoding="utf-8"?>
+<b:Sources xmlns:b="http://schemas.openxmlformats.org/officeDocument/2006/bibliography" xmlns="http://schemas.openxmlformats.org/officeDocument/2006/bibliography" SelectedStyle="/APASixthEditionOfficeOnline.xsl" StyleName="APA" Version="6"/>
+</file>
+
+<file path=customXml/itemProps1.xml><?xml version="1.0" encoding="utf-8"?>
+<ds:datastoreItem xmlns:ds="http://schemas.openxmlformats.org/officeDocument/2006/customXml" ds:itemID="{D897573C-5A76-1B49-AC0E-9D6E858B9BA7}">
+  <ds:schemaRefs>
+    <ds:schemaRef ds:uri="http://schemas.openxmlformats.org/officeDocument/2006/bibliography"/>
+  </ds:schemaRefs>
+</ds:datastoreItem>
 </file>